--- a/kits/cra-readiness/templates/support-period-statement.docx
+++ b/kits/cra-readiness/templates/support-period-statement.docx
@@ -552,8 +552,8 @@
         <w:tblLook w:firstColumn="1" w:firstRow="1" w:lastColumn="0" w:lastRow="0" w:noHBand="0" w:noVBand="1" w:val="04A0"/>
       </w:tblPr>
       <w:tblGrid>
-        <w:gridCol w:w="5649"/>
-        <w:gridCol w:w="3144"/>
+        <w:gridCol w:w="5675"/>
+        <w:gridCol w:w="3118"/>
         <w:gridCol w:w="845"/>
       </w:tblGrid>
       <w:tr>
@@ -562,7 +562,7 @@
         </w:trPr>
         <w:tc>
           <w:tcPr>
-            <w:tcW w:type="dxa" w:w="5649"/>
+            <w:tcW w:type="dxa" w:w="5675"/>
             <w:shd w:val="clear" w:color="auto" w:fill="D9E2F3"/>
           </w:tcPr>
           <w:p>
@@ -580,7 +580,7 @@
         </w:tc>
         <w:tc>
           <w:tcPr>
-            <w:tcW w:type="dxa" w:w="3144"/>
+            <w:tcW w:type="dxa" w:w="3118"/>
             <w:shd w:val="clear" w:color="auto" w:fill="D9E2F3"/>
           </w:tcPr>
           <w:p>
@@ -618,7 +618,7 @@
       <w:tr>
         <w:tc>
           <w:tcPr>
-            <w:tcW w:type="dxa" w:w="5649"/>
+            <w:tcW w:type="dxa" w:w="5675"/>
           </w:tcPr>
           <w:p>
             <w:pPr>
@@ -634,7 +634,7 @@
         </w:tc>
         <w:tc>
           <w:tcPr>
-            <w:tcW w:type="dxa" w:w="3144"/>
+            <w:tcW w:type="dxa" w:w="3118"/>
           </w:tcPr>
           <w:p>
             <w:pPr>
@@ -1196,7 +1196,7 @@
       <w:outlineLvl w:val="0"/>
     </w:pPr>
     <w:rPr>
-      <w:rFonts w:asciiTheme="majorHAnsi" w:eastAsiaTheme="majorEastAsia" w:hAnsiTheme="majorHAnsi" w:cstheme="majorBidi" w:ascii="Arial" w:hAnsi="Arial" w:eastAsia="Arial"/>
+      <w:rFonts w:ascii="Arial" w:hAnsi="Arial" w:eastAsia="Arial"/>
       <w:b/>
       <w:bCs/>
       <w:color w:val="1F3864"/>
@@ -1220,7 +1220,7 @@
       <w:outlineLvl w:val="1"/>
     </w:pPr>
     <w:rPr>
-      <w:rFonts w:asciiTheme="majorHAnsi" w:eastAsiaTheme="majorEastAsia" w:hAnsiTheme="majorHAnsi" w:cstheme="majorBidi" w:ascii="Arial" w:hAnsi="Arial" w:eastAsia="Arial"/>
+      <w:rFonts w:ascii="Arial" w:hAnsi="Arial" w:eastAsia="Arial"/>
       <w:b/>
       <w:bCs/>
       <w:color w:val="1F3864"/>
@@ -1244,7 +1244,7 @@
       <w:outlineLvl w:val="2"/>
     </w:pPr>
     <w:rPr>
-      <w:rFonts w:asciiTheme="majorHAnsi" w:eastAsiaTheme="majorEastAsia" w:hAnsiTheme="majorHAnsi" w:cstheme="majorBidi" w:ascii="Arial" w:hAnsi="Arial" w:eastAsia="Arial"/>
+      <w:rFonts w:ascii="Arial" w:hAnsi="Arial" w:eastAsia="Arial"/>
       <w:b/>
       <w:bCs/>
       <w:color w:val="1F3864"/>
@@ -1268,7 +1268,7 @@
       <w:outlineLvl w:val="3"/>
     </w:pPr>
     <w:rPr>
-      <w:rFonts w:asciiTheme="majorHAnsi" w:eastAsiaTheme="majorEastAsia" w:hAnsiTheme="majorHAnsi" w:cstheme="majorBidi" w:ascii="Arial" w:hAnsi="Arial" w:eastAsia="Arial"/>
+      <w:rFonts w:ascii="Arial" w:hAnsi="Arial" w:eastAsia="Arial"/>
       <w:b/>
       <w:bCs/>
       <w:i/>
@@ -1487,7 +1487,7 @@
       <w:contextualSpacing/>
     </w:pPr>
     <w:rPr>
-      <w:rFonts w:asciiTheme="majorHAnsi" w:eastAsiaTheme="majorEastAsia" w:hAnsiTheme="majorHAnsi" w:cstheme="majorBidi" w:ascii="Arial" w:hAnsi="Arial" w:eastAsia="Arial"/>
+      <w:rFonts w:ascii="Arial" w:hAnsi="Arial" w:eastAsia="Arial"/>
       <w:b/>
       <w:color w:val="1F3864"/>
       <w:spacing w:val="5"/>
